--- a/courts/ninth-circuit/california/state/court-of-appeal-second-district/motion-brief/usage/OUTPUT-motion-brief.docx
+++ b/courts/ninth-circuit/california/state/court-of-appeal-second-district/motion-brief/usage/OUTPUT-motion-brief.docx
@@ -1176,9 +1176,7 @@
         <w:t xml:space="preserve"> </w:t>
       </w:r>
       <w:r>
-        <w:t xml:space="preserve">269</w:t>
-        <w:noBreakHyphen/>
-        <w:t xml:space="preserve">6525</w:t>
+        <w:t xml:space="preserve">269-⁠6525</w:t>
       </w:r>
     </w:p>
     <w:p>
@@ -1206,9 +1204,7 @@
         <w:t xml:space="preserve"> </w:t>
       </w:r>
       <w:r>
-        <w:t xml:space="preserve">731</w:t>
-        <w:noBreakHyphen/>
-        <w:t xml:space="preserve">2120</w:t>
+        <w:t xml:space="preserve">731-⁠2120</w:t>
       </w:r>
     </w:p>
     <w:p>
@@ -1630,13 +1626,7 @@
         <w:pStyle w:val="XdQuoteOnly"/>
       </w:pPr>
       <w:r>
-        <w:t xml:space="preserve">“But as FAI learned just weeks before this brief was due, Respondents had withheld evidence that could have provided that very rebuttal. (Davis Decl. Supp. Req. Jud. Notice, ¶¶ 4-⁠6, 12</w:t>
-      </w:r>
-      <w:r>
-        <w:noBreakHyphen/>
-      </w:r>
-      <w:r>
-        <w:t xml:space="preserve">13.) That evidence, requested but not produced in discovery, appears to confirm that the “Other” enhancement had been initiated (and may have been completed) as early as January 2020 and identified the DOJ employee responsible for the work. (</w:t>
+        <w:t xml:space="preserve">“But as FAI learned just weeks before this brief was due, Respondents had withheld evidence that could have provided that very rebuttal. (Davis Decl. Supp. Req. Jud. Notice, ¶¶ 4-⁠6, 12-⁠13.) That evidence, requested but not produced in discovery, appears to confirm that the “Other” enhancement had been initiated (and may have been completed) as early as January 2020 and identified the DOJ employee responsible for the work. (</w:t>
       </w:r>
       <w:r>
         <w:rPr>
@@ -1809,13 +1799,7 @@
         <w:t xml:space="preserve"> </w:t>
       </w:r>
       <w:r>
-        <w:t xml:space="preserve">at p. 1409</w:t>
-      </w:r>
-      <w:r>
-        <w:noBreakHyphen/>
-      </w:r>
-      <w:r>
-        <w:t xml:space="preserve">1410.) “Failure to timely move to compel within the specified period constitutes a waiver of any right to compel a further response.” (</w:t>
+        <w:t xml:space="preserve">at p. 1409-⁠1410.) “Failure to timely move to compel within the specified period constitutes a waiver of any right to compel a further response.” (</w:t>
       </w:r>
       <w:r>
         <w:rPr>
@@ -1857,13 +1841,7 @@
         <w:pStyle w:val="BodyText"/>
       </w:pPr>
       <w:r>
-        <w:t xml:space="preserve">Furthermore, it should be noted that Appellants’ argument essentially misstates the trial court record in that Bureau of Firearms Director Allison Mendoza clearly indicated in her declaration in support of the motion for summary judgment that, “at some point after the latter part of 2019, the Bureau initiated a review to evaluate the resources required for a potential DES enhancement to add an ‘other’ option in the ‘Gun Type’ drop-down menu” which included exploring “the possibility of doing a DES enhancement that was reduced in scope, temporary, and applicable to only the Title 1 firearm.” (Mendoza Dec., ¶¶ 8,10, Appen. Vol. VI, pp. 786</w:t>
-      </w:r>
-      <w:r>
-        <w:noBreakHyphen/>
-      </w:r>
-      <w:r>
-        <w:t xml:space="preserve">787.) Director Mendoza further stated that she was advised by the Bureau’s technical staff that this proposal would present operational difficulties in properly recording the sales and transfers of the Title 1 firearm in the DES. She stated that such operational difficulties would have raised significant public safety concerns within the DOJ which ultimately decided to not immediately proceed with the temporary DES enhancement. (Mendoza Dec., ¶ 10, Appen. Vol. VI, p. 787.)</w:t>
+        <w:t xml:space="preserve">Furthermore, it should be noted that Appellants’ argument essentially misstates the trial court record in that Bureau of Firearms Director Allison Mendoza clearly indicated in her declaration in support of the motion for summary judgment that, “at some point after the latter part of 2019, the Bureau initiated a review to evaluate the resources required for a potential DES enhancement to add an ‘other’ option in the ‘Gun Type’ drop-down menu” which included exploring “the possibility of doing a DES enhancement that was reduced in scope, temporary, and applicable to only the Title 1 firearm.” (Mendoza Dec., ¶¶ 8,10, Appen. Vol. VI, pp. 786-⁠787.) Director Mendoza further stated that she was advised by the Bureau’s technical staff that this proposal would present operational difficulties in properly recording the sales and transfers of the Title 1 firearm in the DES. She stated that such operational difficulties would have raised significant public safety concerns within the DOJ which ultimately decided to not immediately proceed with the temporary DES enhancement. (Mendoza Dec., ¶ 10, Appen. Vol. VI, p. 787.)</w:t>
       </w:r>
     </w:p>
     <w:p>
@@ -1871,19 +1849,7 @@
         <w:pStyle w:val="BodyText"/>
       </w:pPr>
       <w:r>
-        <w:t xml:space="preserve">Thus, Director Mendoza’s declaration is entirely consistent with the deposition testimony of Cheryl Massaro-Florez, cited in Appellants’ brief, as to the timing of the potential temporary modification to the DES that did not go forward and the subsequent permanent modification. (App. Brf, pp. 18</w:t>
-      </w:r>
-      <w:r>
-        <w:noBreakHyphen/>
-      </w:r>
-      <w:r>
-        <w:t xml:space="preserve">19.) Plaintiff also deposed Director Mendoza after the filing of the summary judgment motion. (Appen., Vol. X, pp. 1285</w:t>
-      </w:r>
-      <w:r>
-        <w:noBreakHyphen/>
-      </w:r>
-      <w:r>
-        <w:t xml:space="preserve">1322.) In addition, Appellants deposed additional DOJ officials involved in the DES modification including Maricela Leyva and Christina Rosa-Robinson. (</w:t>
+        <w:t xml:space="preserve">Thus, Director Mendoza’s declaration is entirely consistent with the deposition testimony of Cheryl Massaro-Florez, cited in Appellants’ brief, as to the timing of the potential temporary modification to the DES that did not go forward and the subsequent permanent modification. (App. Brf, pp. 18-⁠19.) Plaintiff also deposed Director Mendoza after the filing of the summary judgment motion. (Appen., Vol. X, pp. 1285-⁠1322.) In addition, Appellants deposed additional DOJ officials involved in the DES modification including Maricela Leyva and Christina Rosa-Robinson. (</w:t>
       </w:r>
       <w:r>
         <w:rPr>
@@ -1896,19 +1862,7 @@
         <w:t xml:space="preserve"> </w:t>
       </w:r>
       <w:r>
-        <w:t xml:space="preserve">Appen., Vol. XI, pp. 1432</w:t>
-      </w:r>
-      <w:r>
-        <w:noBreakHyphen/>
-      </w:r>
-      <w:r>
-        <w:t xml:space="preserve">1450, Vol. VI, 890</w:t>
-      </w:r>
-      <w:r>
-        <w:noBreakHyphen/>
-      </w:r>
-      <w:r>
-        <w:t xml:space="preserve">905.)</w:t>
+        <w:t xml:space="preserve">Appen., Vol. XI, pp. 1432-⁠1450, Vol. VI, 890-⁠905.)</w:t>
       </w:r>
     </w:p>
     <w:p>
@@ -3396,7 +3350,7 @@
     <w:qFormat/>
     <w:pPr>
       <w:keepLines/>
-      <w:spacing w:before="0" w:after="130" w:line="312" w:lineRule="exact"/>
+      <w:spacing w:before="13" w:after="130" w:line="312" w:lineRule="exact"/>
     </w:pPr>
     <w:rPr>
       <w:sz w:val="26"/>
